--- a/files/2026-10-16-weekly-status.docx
+++ b/files/2026-10-16-weekly-status.docx
@@ -41,7 +41,7 @@
         <w:pStyle w:val="FirstParagraph"/>
       </w:pPr>
       <w:r>
-        <w:t xml:space="preserve">Kestrel passed its vibration retest with the new coupling and the 72-hour endurance run is under way, with little margin at top speed. Harrier revision B is accepted for the 55 C indoor enclosure, but my memo was wrong about the 70 C outdoor variant, which is now on hold until a chamber run on 2026-10-20. The Pulse postmortem was reviewed and corrected, because messages were lost during the incident after all.</w:t>
+        <w:t xml:space="preserve">Kestrel passed its retest at 3,550 rpm and the 72-hour endurance run is under way. Harrier revision B is accepted for the 55 C indoor enclosure, but the 70 C outdoor variant is on hold because my 2026-10-13 memo was wrong about it. The Pulse postmortem was reviewed on 2026-10-16 with a corrected summary.</w:t>
       </w:r>
     </w:p>
     <w:p>
@@ -59,7 +59,7 @@
         <w:pStyle w:val="FirstParagraph"/>
       </w:pPr>
       <w:r>
-        <w:t xml:space="preserve">Status: on track, with a thin margin at 3,550 rpm.</w:t>
+        <w:t xml:space="preserve">Status: on track, with 0.4 mm/s RMS of margin at the pump drive end.</w:t>
       </w:r>
     </w:p>
     <w:p>
@@ -67,7 +67,7 @@
         <w:pStyle w:val="BodyText"/>
       </w:pPr>
       <w:r>
-        <w:t xml:space="preserve">The replacement VC-38 coupling was installed on 2026-10-13 and realigned cold to 0.03 mm parallel and 0.02 mm per 100 mm angular. Retest KT-115 on 2026-10-14 brought the pump drive end at 3,550 rpm down from 6.8 to 4.1 mm/s RMS and the motor drive end from 4.6 to 3.8 mm/s RMS, both under the 4.5 mm/s RMS limit, and the 2x peak dropped to 3.2 mm/s. The hot alignment reading after the hold showed 0.09 mm parallel offset, up from 0.03 mm cold, so thermal growth is real and the coupling was not the whole story. The margin at the pump drive end is 0.4 mm/s RMS. Dana agreed to start the 72-hour endurance run on 2026-10-16 at 09:00 with a stop rule: if the pump drive end passes 4.5 mm/s RMS at any point, the crew stops and shims the motor feet. At hour 6 the pump drive end read 3.9 mm/s RMS and the motor drive end 3.6 mm/s RMS, both steady.</w:t>
+        <w:t xml:space="preserve">Retest KT-115 ran on 2026-10-14 with the new VC-38 coupling. At 3,550 rpm the pump drive end fell from 6.8 to 4.1 mm/s RMS and the motor drive end from 4.6 to 3.8 mm/s RMS, both under the 4.5 mm/s RMS limit. Hot alignment showed 0.09 mm parallel offset against 0.03 mm cold, so thermal growth is real and the coupling was not the whole cause, contrary to the 2026-10-08 memo. The endurance run started on 2026-10-16 at 09:00; we stop and shim if the pump drive end passes 4.5 mm/s RMS. At hour 6 it read 3.9 mm/s RMS.</w:t>
       </w:r>
     </w:p>
     <w:p>
@@ -75,7 +75,7 @@
         <w:pStyle w:val="BodyText"/>
       </w:pPr>
       <w:r>
-        <w:t xml:space="preserve">Next week: the endurance run is due to finish on 2026-10-19 at 09:00. If it finishes clean, the vibration qualification is done and I write the final memo.</w:t>
+        <w:t xml:space="preserve">Next week: finish the run on 2026-10-19 at 09:00 and, if clean, issue the final vibration memo.</w:t>
       </w:r>
     </w:p>
     <w:p>
@@ -83,7 +83,49 @@
         <w:pStyle w:val="BodyText"/>
       </w:pPr>
       <w:r>
-        <w:t xml:space="preserve">Source: daily notes for 2026-10-13 to 2026-10-16, and</w:t>
+        <w:t xml:space="preserve">Source: daily notes for 2026-10-14 to 2026-10-16.</w:t>
+      </w:r>
+    </w:p>
+    <w:p>
+      <w:pPr>
+        <w:pStyle w:val="Heading2"/>
+      </w:pPr>
+      <w:bookmarkStart w:id="12" w:name="_471fb8ea4e819bb5a4f420c0f2149f5a7e757ef"/>
+      <w:r>
+        <w:t xml:space="preserve">Harrier controller board</w:t>
+      </w:r>
+      <w:bookmarkEnd w:id="12"/>
+    </w:p>
+    <w:p>
+      <w:pPr>
+        <w:pStyle w:val="FirstParagraph"/>
+      </w:pPr>
+      <w:r>
+        <w:t xml:space="preserve">Status: at risk for the 70 C outdoor variant.</w:t>
+      </w:r>
+    </w:p>
+    <w:p>
+      <w:pPr>
+        <w:pStyle w:val="BodyText"/>
+      </w:pPr>
+      <w:r>
+        <w:t xml:space="preserve">The 2026-10-13 memo recommended releasing the 70 C outdoor variant with no hardware change, and that was wrong. At 55 C ambient the 1.0 V core buck junction reached 112 C against a 125 C rating, and temperatures rose one for one with ambient, so 70 C ambient puts it at about 127 C. Priya caught this at the 2026-10-14 review, and I sent the correction on 2026-10-16. Nobody had acted on the original recommendation. Board HB-0007 still draws 18.6 W against a 20.0 W budget.</w:t>
+      </w:r>
+    </w:p>
+    <w:p>
+      <w:pPr>
+        <w:pStyle w:val="BodyText"/>
+      </w:pPr>
+      <w:r>
+        <w:t xml:space="preserve">Next week: run the 70 C chamber test in the outdoor enclosure on 2026-10-20.</w:t>
+      </w:r>
+    </w:p>
+    <w:p>
+      <w:pPr>
+        <w:pStyle w:val="BodyText"/>
+      </w:pPr>
+      <w:r>
+        <w:t xml:space="preserve">Source:</w:t>
       </w:r>
       <w:r>
         <w:t xml:space="preserve"> </w:t>
@@ -92,55 +134,13 @@
         <w:rPr>
           <w:rStyle w:val="VerbatimChar"/>
         </w:rPr>
-        <w:t xml:space="preserve">docs/kestrel-pump-vibration-test-memo.md</w:t>
+        <w:t xml:space="preserve">docs/harrier-power-budget-thermal-memo.md</w:t>
       </w:r>
       <w:r>
         <w:t xml:space="preserve"> </w:t>
       </w:r>
       <w:r>
-        <w:t xml:space="preserve">for the KT-114 values and the limit.</w:t>
-      </w:r>
-    </w:p>
-    <w:p>
-      <w:pPr>
-        <w:pStyle w:val="Heading2"/>
-      </w:pPr>
-      <w:bookmarkStart w:id="12" w:name="_471fb8ea4e819bb5a4f420c0f2149f5a7e757ef"/>
-      <w:r>
-        <w:t xml:space="preserve">Harrier controller board</w:t>
-      </w:r>
-      <w:bookmarkEnd w:id="12"/>
-    </w:p>
-    <w:p>
-      <w:pPr>
-        <w:pStyle w:val="FirstParagraph"/>
-      </w:pPr>
-      <w:r>
-        <w:t xml:space="preserve">Status: at risk for the 70 C outdoor variant.</w:t>
-      </w:r>
-    </w:p>
-    <w:p>
-      <w:pPr>
-        <w:pStyle w:val="BodyText"/>
-      </w:pPr>
-      <w:r>
-        <w:t xml:space="preserve">The 55 C chamber soak on 2026-10-12 put the core buck junction at 112 C against its 125 C rating and the Ethernet PHY at 86 C against 105 C, with total input still 18.6 W. I issued the power budget and thermal memo on 2026-10-13, and it said the board could go into the 70 C outdoor enclosure as is. That was wrong. At the thermal review on 2026-10-14, Priya showed that temperatures rose one for one with ambient, which puts the core buck near 127 C at a 70 C ambient, over its 125 C rating. I sent the correction to Priya and the Harrier team on 2026-10-16. Revision B is accepted for the 55 C indoor enclosure, and nobody had acted on the original recommendation, so there is nothing to undo. Revision C will look at running the core buck at 500 kHz.</w:t>
-      </w:r>
-    </w:p>
-    <w:p>
-      <w:pPr>
-        <w:pStyle w:val="BodyText"/>
-      </w:pPr>
-      <w:r>
-        <w:t xml:space="preserve">Next week: the 70 C chamber run on 2026-10-20 decides whether the outdoor variant can go ahead.</w:t>
-      </w:r>
-    </w:p>
-    <w:p>
-      <w:pPr>
-        <w:pStyle w:val="BodyText"/>
-      </w:pPr>
-      <w:r>
-        <w:t xml:space="preserve">Source: daily notes for 2026-10-13 to 2026-10-16,</w:t>
+        <w:t xml:space="preserve">and</w:t>
       </w:r>
       <w:r>
         <w:t xml:space="preserve"> </w:t>
@@ -152,10 +152,49 @@
         <w:t xml:space="preserve">meetings/2026-10-14-harrier-thermal-review.md</w:t>
       </w:r>
       <w:r>
-        <w:t xml:space="preserve"> </w:t>
-      </w:r>
-      <w:r>
-        <w:t xml:space="preserve">and</w:t>
+        <w:t xml:space="preserve">.</w:t>
+      </w:r>
+    </w:p>
+    <w:p>
+      <w:pPr>
+        <w:pStyle w:val="Heading2"/>
+      </w:pPr>
+      <w:bookmarkStart w:id="13" w:name="_bbb348ce46e95917e2c6b9473e17c05f2df87c4"/>
+      <w:r>
+        <w:t xml:space="preserve">Pulse telemetry service</w:t>
+      </w:r>
+      <w:bookmarkEnd w:id="13"/>
+    </w:p>
+    <w:p>
+      <w:pPr>
+        <w:pStyle w:val="FirstParagraph"/>
+      </w:pPr>
+      <w:r>
+        <w:t xml:space="preserve">Status: on track.</w:t>
+      </w:r>
+    </w:p>
+    <w:p>
+      <w:pPr>
+        <w:pStyle w:val="BodyText"/>
+      </w:pPr>
+      <w:r>
+        <w:t xml:space="preserve">The draft postmortem for PULSE-INC-031 said no data was lost, and that was wrong: the full buffer discarded 41,300 messages between 14:31 and 14:50 Central. The corrected summary was accepted at the 2026-10-16 review, and a disk-backed overflow action went to Tomas Reyes, due 2026-10-30. The buffer growth-rate alert is live, the checklist line is merged, and the production pool went to 30 connections on 2026-10-15.</w:t>
+      </w:r>
+    </w:p>
+    <w:p>
+      <w:pPr>
+        <w:pStyle w:val="BodyText"/>
+      </w:pPr>
+      <w:r>
+        <w:t xml:space="preserve">Next week: the Kestrel field trial retries the 2 s reporting rate.</w:t>
+      </w:r>
+    </w:p>
+    <w:p>
+      <w:pPr>
+        <w:pStyle w:val="BodyText"/>
+      </w:pPr>
+      <w:r>
+        <w:t xml:space="preserve">Source: daily notes for 2026-10-15 and 2026-10-16. The copy in</w:t>
       </w:r>
       <w:r>
         <w:t xml:space="preserve"> </w:t>
@@ -164,82 +203,31 @@
         <w:rPr>
           <w:rStyle w:val="VerbatimChar"/>
         </w:rPr>
-        <w:t xml:space="preserve">docs/harrier-power-budget-thermal-memo.md</w:t>
-      </w:r>
-      <w:r>
-        <w:t xml:space="preserve">.</w:t>
+        <w:t xml:space="preserve">docs/</w:t>
+      </w:r>
+      <w:r>
+        <w:t xml:space="preserve"> </w:t>
+      </w:r>
+      <w:r>
+        <w:t xml:space="preserve">is the pre-review draft.</w:t>
       </w:r>
     </w:p>
     <w:p>
       <w:pPr>
         <w:pStyle w:val="Heading2"/>
       </w:pPr>
-      <w:bookmarkStart w:id="13" w:name="_bbb348ce46e95917e2c6b9473e17c05f2df87c4"/>
-      <w:r>
-        <w:t xml:space="preserve">Pulse telemetry service</w:t>
-      </w:r>
-      <w:bookmarkEnd w:id="13"/>
+      <w:bookmarkStart w:id="14" w:name="_8dc6931d24ef9a7ab92e6938b0f24bbab09e356"/>
+      <w:r>
+        <w:t xml:space="preserve">Open questions</w:t>
+      </w:r>
+      <w:bookmarkEnd w:id="14"/>
     </w:p>
     <w:p>
       <w:pPr>
         <w:pStyle w:val="FirstParagraph"/>
       </w:pPr>
       <w:r>
-        <w:t xml:space="preserve">Status: on track.</w:t>
-      </w:r>
-    </w:p>
-    <w:p>
-      <w:pPr>
-        <w:pStyle w:val="BodyText"/>
-      </w:pPr>
-      <w:r>
-        <w:t xml:space="preserve">While checking the timeline for Marcus, I found that the postmortem summary was wrong. The buffer was full from 14:31 to 14:50 and its overflow policy discards the oldest message, and Lena’s search of the gateway log found 41,300 messages discarded in that window. The postmortem said no data was lost. The corrected summary now gives the 41,300 figure, and the review on 2026-10-16 with Marcus, Tomas and Lena added an action item for a disk-backed overflow, owned by Tomas and due 2026-10-30. My buffer growth-rate alert, set at 1,000 messages per minute, passed code review and is live. The change review checklist line for reporting-rate changes is merged. Tomas’s pool sizing formula, measured write concurrency times 1.5, took the pool to 30 connections in production on 2026-10-15.</w:t>
-      </w:r>
-    </w:p>
-    <w:p>
-      <w:pPr>
-        <w:pStyle w:val="BodyText"/>
-      </w:pPr>
-      <w:r>
-        <w:t xml:space="preserve">Next week: the Kestrel field trial can retry the 2 s reporting rate.</w:t>
-      </w:r>
-    </w:p>
-    <w:p>
-      <w:pPr>
-        <w:pStyle w:val="BodyText"/>
-      </w:pPr>
-      <w:r>
-        <w:t xml:space="preserve">Source: daily notes for 2026-10-13 to 2026-10-16 and</w:t>
-      </w:r>
-      <w:r>
-        <w:t xml:space="preserve"> </w:t>
-      </w:r>
-      <w:r>
-        <w:rPr>
-          <w:rStyle w:val="VerbatimChar"/>
-        </w:rPr>
-        <w:t xml:space="preserve">docs/pulse-incident-postmortem.md</w:t>
-      </w:r>
-      <w:r>
-        <w:t xml:space="preserve">.</w:t>
-      </w:r>
-    </w:p>
-    <w:p>
-      <w:pPr>
-        <w:pStyle w:val="Heading2"/>
-      </w:pPr>
-      <w:bookmarkStart w:id="14" w:name="_8dc6931d24ef9a7ab92e6938b0f24bbab09e356"/>
-      <w:r>
-        <w:t xml:space="preserve">Open questions</w:t>
-      </w:r>
-      <w:bookmarkEnd w:id="14"/>
-    </w:p>
-    <w:p>
-      <w:pPr>
-        <w:pStyle w:val="FirstParagraph"/>
-      </w:pPr>
-      <w:r>
-        <w:t xml:space="preserve">Kestrel has 0.4 mm/s RMS of margin at 3,550 rpm and a known hot offset, and the notes do not say whether the motor feet will be shimmed after the endurance run if it passes. The notes give no result yet for the Harrier 70 C chamber run, so the outdoor variant has no answer. The notes do not say who runs the Pulse retry of the 2 s reporting rate on the Kestrel field trial, or on which day.</w:t>
+        <w:t xml:space="preserve">KT-115 results at 1,800, 2,400 and 3,000 rpm are not in the source. The notes do not say whether all Pulse action owners and dates were confirmed, or whether 30 connections covers the 2 s reporting rate.</w:t>
       </w:r>
     </w:p>
     <w:sectPr>
